--- a/rapports/16_02_2026/Amina_DEME/coh_EQ1_sup_011301130074.docx
+++ b/rapports/16_02_2026/Amina_DEME/coh_EQ1_sup_011301130074.docx
@@ -25,7 +25,7 @@
         <w:br/>
         <w:t>Grappe: 011301130074</w:t>
         <w:br/>
-        <w:t>Date: 16/02/2026 a 12:40</w:t>
+        <w:t>Date: 16/02/2026 a 12:58</w:t>
       </w:r>
     </w:p>
     <w:p/>

--- a/rapports/16_02_2026/Amina_DEME/coh_EQ1_sup_011301130074.docx
+++ b/rapports/16_02_2026/Amina_DEME/coh_EQ1_sup_011301130074.docx
@@ -25,7 +25,7 @@
         <w:br/>
         <w:t>Grappe: 011301130074</w:t>
         <w:br/>
-        <w:t>Date: 16/02/2026 a 12:58</w:t>
+        <w:t>Date: 16/02/2026 a 13:05</w:t>
       </w:r>
     </w:p>
     <w:p/>
@@ -487,7 +487,7 @@
           </w:tcPr>
           <w:p>
             <w:r>
-              <w:t>Section12</w:t>
+              <w:t>Section3</w:t>
             </w:r>
           </w:p>
         </w:tc>
@@ -497,7 +497,7 @@
           </w:tcPr>
           <w:p>
             <w:r>
-              <w:t>Actifs du menage</w:t>
+              <w:t>Sante</w:t>
             </w:r>
           </w:p>
         </w:tc>
@@ -507,7 +507,7 @@
           </w:tcPr>
           <w:p>
             <w:r>
-              <w:t>8</w:t>
+              <w:t>7</w:t>
             </w:r>
           </w:p>
         </w:tc>
@@ -991,7 +991,7 @@
         <w:rPr>
           <w:sz w:val="20"/>
         </w:rPr>
-        <w:t>- La dernière fois que vous avez acheté Eau minérale/filtrée en bouteille locale est point de distribution de kay nane et semble exister dans les modalités, prière de prendre attache avec le QG pour plus d'explication afin de la classer bien. Attention ! Le prix unitaire d'achat (100 Fcfa) de Poivre en Sachets industriel (Petit) est relativement élevé par rapport aux autres prix observés dans cette zone. Prière de corriger ou de confirmer avec le QG. Attention ! Le prix unitaire d'achat (150 Fcfa) de Aubergine   en Pièce (Moyen) est relativement élevé par rapport aux autres prix observés dans cette zone. Prière de corriger ou de confirmer avec le QG. Attention ! Le prix unitaire d'achat (1500 Fcfa) de Lait caillé en Sachets industriel (Moyen) est relativement élevé par rapport aux autres prix observés dans cette zone. Prière de corriger ou de confirmer avec le QG. Attention ! Le prix unitaire d'achat (200 Fcfa) de Manioc en tubercules en Morceau (Portion) (Moyen) est relativement élevé par rapport aux autres prix observés dans cette zone. Prière de corriger ou de confirmer avec le QG. Attention ! Le prix unitaire d'achat (350 Fcfa) de Spaghettis en Paquet (Petit) est relativement élevé par rapport aux autres prix observés dans cette zone. Prière de corriger ou de confirmer avec le QG. Attention ! Le prix unitaire d'achat (800 Fcfa) de Macaroni en Paquet (Moyen) est relativement élevé par rapport aux autres prix observés dans cette zone. Prière de corriger ou de confirmer avec le QG. Difficile de consommer le Sel en Sachets industriel Moyen prière de verifier. Incohérence!! Dans ce ménage, chaque individus consomme par jour 27.243 Kg  de cereale; Prière de revoir les quantités prises de ces produits. Incohérence!! Dans ce ménage, chaque individus consomme par jour 27.243 Kg  de cereale; Prière de revoir les quantités prises de ces produits. Le prix d'achat unitaire (1 Fcfa) de Vinaigre de citron  en Verre ( à thé) de taille taille unique  est invraisemblable, prière de regarder les reponses prises dans les questions s07bq07a s07bq07b s07bq07c s07bq08 pour mieux corriger.</w:t>
+        <w:t>- La dernière fois que vous avez acheté Eau minérale/filtrée en bouteille locale est point de distribution de kay nane et semble exister dans les modalités, prière de prendre attache avec le QG pour plus d'explication afin de la classer bien. Attention ! Le prix unitaire d'achat (100 Fcfa) de Poireau en Tas (Tres petit) est relativement élevé par rapport aux autres prix observés dans cette zone. Prière de corriger ou de confirmer avec le QG. Attention ! Le prix unitaire d'achat (100 Fcfa) de Poivre en Sachets industriel (Petit) est relativement élevé par rapport aux autres prix observés dans cette zone. Prière de corriger ou de confirmer avec le QG. Attention ! Le prix unitaire d'achat (150 Fcfa) de Aubergine   en Pièce (Moyen) est relativement élevé par rapport aux autres prix observés dans cette zone. Prière de corriger ou de confirmer avec le QG. Attention ! Le prix unitaire d'achat (1500 Fcfa) de Lait caillé en Sachets industriel (Moyen) est relativement élevé par rapport aux autres prix observés dans cette zone. Prière de corriger ou de confirmer avec le QG. Attention ! Le prix unitaire d'achat (200 Fcfa) de Carotte en Pièce (Moyen) est relativement élevé par rapport aux autres prix observés dans cette zone. Prière de corriger ou de confirmer avec le QG. Attention ! Le prix unitaire d'achat (200 Fcfa) de Manioc en tubercules en Morceau (Portion) (Moyen) est relativement élevé par rapport aux autres prix observés dans cette zone. Prière de corriger ou de confirmer avec le QG. Attention ! Le prix unitaire d'achat (350 Fcfa) de Spaghettis en Paquet (Petit) est relativement élevé par rapport aux autres prix observés dans cette zone. Prière de corriger ou de confirmer avec le QG. Difficile de consommer le Sel en Sachets industriel Moyen prière de verifier. Incohérence!! Dans ce ménage, chaque individus consomme par jour 43.97514 Kg  de cereale; Prière de revoir les quantités prises de ces produits. Incohérence!! Dans ce ménage, chaque individus consomme par jour 43.97514 Kg  de cereale; Prière de revoir les quantités prises de ces produits. Le prix d'achat unitaire (1 Fcfa) de Vinaigre de citron  en Verre ( à thé) de taille taille unique  est invraisemblable, prière de regarder les reponses prises dans les questions s07bq07a s07bq07b s07bq07c s07bq08 pour mieux corriger.</w:t>
       </w:r>
     </w:p>
     <w:p>
@@ -1058,7 +1058,7 @@
         </w:rPr>
         <w:t xml:space="preserve">- Le salaire qu'une personne de cette catégorie (10.62) a travaillé(e) dans cette entreprise vente de sachets d’eau est élevé ou faible. Prière de confirmer cette information avec le QG ou de corriger. </w:t>
         <w:br/>
-        <w:t>- Peu plausible! la valeur actuelle déclarée en s10q40 pour vente d’arachide d’orange et de solome semble trop petite ou trop élevée. Veuillez, s'il vous plaît, confirmer cette information avec le QG ou la corriger. Le montant dépensé de L'entreprise vente d’arachide d’orange et de solome pour l'achat de ces marchandises revendues en état, sans transformation ne peut être supérieur aux montants obtenus sur la revente de marchandises achetées et revendues en état au cours des 30 derniers jours ou durant le dernier mois où l'entreprise a fonctionné (s10q47 &gt; s10q46), prière de corriger. Cette entreprise vente d’arachide d’orange et de solome dit avoir obtenu une valeur sur les marchandises vendu en etat et les marchandises vendu après transformation. L'entreprise vente d’arachide d’orange et de solome est généralement une entreprise de fabrication ou transformation dont elle depense en achat de matières premières.Elle transforme le produit donc ne peut pas obtenir un montant sur la revente des marchandises achetés en état (10.46 ou 10.47). Prière de mettre 0 pour ces questions si elles n'achètent pas de marchandise en état pour les revendre en état.</w:t>
+        <w:t>- Peu plausible! la valeur actuelle déclarée en s10q40 pour vente d’arachide d’orange et de solome semble trop petite ou trop élevée. Veuillez, s'il vous plaît, confirmer cette information avec le QG ou la corriger. Le montant dépensé de L'entreprise vente d’arachide d’orange et de solome pour l'achat de ces marchandises revendues en état, sans transformation ne peut être supérieur aux montants obtenus sur la revente de marchandises achetées et revendues en état au cours des 30 derniers jours ou durant le dernier mois où l'entreprise a fonctionné (s10q47 &gt; s10q46), prière de corriger. Cette entreprise vente d’arachide d’orange et de solome dit avoir obtenu une valeur sur les marchandises vendu en etat et les marchandises vendu après transformation. L'entreprise vente d’arachide d’orange et de solome est généralement une entreprise de fabrication ou transformation dont elle depense en achat de matières premières.Elle transforme le produit donc ne peut pas obtenir un montant sur la revente des marchandises achetés en état (10.46 ou 10.47). Prière de mettre 0 pour ces questions si elles n'achètent pas de marchandise en état pour les revendre en état. Le salaire qu'une personne de cette catégorie (10.62) a travaillé(e) dans cette entreprise vente d’arachide d’orange et de solome est élevé ou faible. Prière de confirmer cette information avec le QG ou de corriger.</w:t>
       </w:r>
     </w:p>
     <w:p>
@@ -1526,7 +1526,7 @@
         <w:rPr>
           <w:sz w:val="20"/>
         </w:rPr>
-        <w:t>- Attention ! Le prix unitaire d'achat (125 Fcfa) de Lait en poudre en Sachets industriel (Moyen) est relativement faible par rapport aux autres prix observés dans cette zone. Prière de corriger ou de confirmer avec le QG. Attention ! Le prix unitaire d'achat (900 Fcfa) de Feuilles de  Haricot en Sachets (Moyen) est relativement élevé par rapport aux autres prix observés dans cette zone. Prière de corriger ou de confirmer avec le QG. Avertissement!!! Le ménage a consommé 5 Paquet Petit de Thé en feuille, cette quantité semble anormale pour une consommation des 7 derniers jours. prière de corriger ou de confirmer avec le QG. Avertissement!!  le prix unitaire (50 Fcfa) de Thé en feuille en Paquet de taille  Petit est très faible ou élevé, prière de corriger. Incohérence!! Dans ce ménage, chaque individus consomme par jour 24.92238 Kg  de cereale; Prière de revoir les quantités prises de ces produits. Le prix d'achat unitaire (8000 Fcfa) de Silure séché en Kg de taille taille unique prière de regarder les reponses prises dans les questions s07bq07a s07bq07b s07bq07c s07bq08 pour mieux corriger.</w:t>
+        <w:t>- Attention ! Le prix unitaire d'achat (125 Fcfa) de Lait en poudre en Sachets industriel (Moyen) est relativement faible par rapport aux autres prix observés dans cette zone. Prière de corriger ou de confirmer avec le QG. Attention ! Le prix unitaire d'achat (900 Fcfa) de Feuilles de  Haricot en Sachets (Moyen) est relativement élevé par rapport aux autres prix observés dans cette zone. Prière de corriger ou de confirmer avec le QG. Avertissement!!! Le ménage a consommé 5 Paquet Petit de Thé en feuille, cette quantité semble anormale pour une consommation des 7 derniers jours. prière de corriger ou de confirmer avec le QG. Avertissement!!  le prix unitaire (50 Fcfa) de Thé en feuille en Paquet de taille  Petit est très faible ou élevé, prière de corriger. Incohérence!! Dans ce ménage, chaque individus consomme par jour 50.68428 Kg  de cereale; Prière de revoir les quantités prises de ces produits. Le prix d'achat unitaire (8000 Fcfa) de Silure séché en Kg de taille taille unique prière de regarder les reponses prises dans les questions s07bq07a s07bq07b s07bq07c s07bq08 pour mieux corriger.</w:t>
       </w:r>
     </w:p>
     <w:p>
@@ -2055,7 +2055,7 @@
         <w:rPr>
           <w:sz w:val="20"/>
         </w:rPr>
-        <w:t>- Attention ! Le prix unitaire d'achat (100 Fcfa) de Banane douce en Pièce (Moyen) est relativement faible par rapport aux autres prix observés dans cette zone. Prière de corriger ou de confirmer avec le QG. Attention ! Le prix unitaire d'achat (300 Fcfa) de Lait concentré non-sucré en Boite (Autre que la boite/pot de tomate) (Petit) est relativement faible par rapport aux autres prix observés dans cette zone. Prière de corriger ou de confirmer avec le QG. Attention ! Le prix unitaire d'achat (500 Fcfa) de Carpe séchée en Morceau (Portion) (Moyen) est relativement élevé par rapport aux autres prix observés dans cette zone. Prière de corriger ou de confirmer avec le QG. Avertissement!!! Le ménage a consommé 7 Paquet Petit de Thé en sachet, cette quantité semble anormale pour une consommation des 7 derniers jours.Prière de corriger ou de confirmer avec le QG. Avertissement!! le prix unitaire (150 Fcfa) de Thé en sachet (unité: Paquet) de taille Petit est très faible ou élevé. Prière de corriger ou de confirmer avec le QG. Difficile de consommer le Sel en Sachets industriel Moyen prière de verifier. Incohérence!! Dans ce ménage, chaque individus consomme par jour 75.41666 Kg  de cereale; Prière de revoir les quantités prises de ces produits.</w:t>
+        <w:t>- Attention ! Le prix unitaire d'achat (200 Fcfa) de Carotte en Pièce (Moyen) est relativement élevé par rapport aux autres prix observés dans cette zone. Prière de corriger ou de confirmer avec le QG. Attention ! Le prix unitaire d'achat (300 Fcfa) de Lait concentré non-sucré en Boite (Autre que la boite/pot de tomate) (Petit) est relativement faible par rapport aux autres prix observés dans cette zone. Prière de corriger ou de confirmer avec le QG. Attention ! Le prix unitaire d'achat (500 Fcfa) de Carpe séchée en Morceau (Portion) (Moyen) est relativement élevé par rapport aux autres prix observés dans cette zone. Prière de corriger ou de confirmer avec le QG. Attention ! Soupçons de quantité anormale! Le ménage de AMADOU NDIAYE avec une taille de 3 personnes a consommé 2 Tas en Moyen de Carpe frais qui est relativement élevé comme consommation par rapport à la condition de vie des autres ménages de même taille dans cette zone. Prière de corriger ou de confirmer avec le QG. Avertissement!!! Le ménage a consommé 7 Paquet Petit de Thé en sachet, cette quantité semble anormale pour une consommation des 7 derniers jours.Prière de corriger ou de confirmer avec le QG. Avertissement!! le prix unitaire (150 Fcfa) de Thé en sachet (unité: Paquet) de taille Petit est très faible ou élevé. Prière de corriger ou de confirmer avec le QG. Difficile de consommer le Sel en Sachets industriel Moyen prière de verifier. Incohérence!! Dans ce ménage, chaque individus consomme par jour 127.631 Kg  de cereale; Prière de revoir les quantités prises de ces produits.</w:t>
       </w:r>
     </w:p>
     <w:p>
@@ -2700,7 +2700,7 @@
         <w:rPr>
           <w:sz w:val="20"/>
         </w:rPr>
-        <w:t>- La dernière fois que vous avez acheté Lait pour bébé est pharmacie et semble exister dans les modalités, prière de prendre attache avec le QG pour plus d'explication afin de la classer bien. Attention ! Le prix unitaire d'achat (1000 Fcfa) de Poireau en Tas (Moyen) est relativement élevé par rapport aux autres prix observés dans cette zone. Prière de corriger ou de confirmer avec le QG. Attention ! Le prix unitaire d'achat (1200 Fcfa) de Huile de soja  en Bouteille 5l (taille unique) est relativement faible par rapport aux autres prix observés dans cette zone. Prière de corriger ou de confirmer avec le QG. Attention ! Le prix unitaire d'achat (1800 Fcfa) de Lait caillé en Sachets industriel (Moyen) est relativement élevé par rapport aux autres prix observés dans cette zone. Prière de corriger ou de confirmer avec le QG.  La dernière fois que vous avez acheté Lait caillé est nekh sow et semble exister dans les modalités, prière de prendre attache avec le QG pour plus d'explication afin de la classer bien. Attention ! Le prix unitaire d'achat (200 Fcfa) de Escargots en Pièce (Petit) est relativement élevé par rapport aux autres prix observés dans cette zone. Prière de corriger ou de confirmer avec le QG. Attention ! Le prix unitaire d'achat (500 Fcfa) de Silure séché en Pièce (Petit) est relativement élevé par rapport aux autres prix observés dans cette zone. Prière de corriger ou de confirmer avec le QG. Attention ! Le prix unitaire d'achat (66.66666 Fcfa) de Aubergine sauvage  en Pièce (Moyen) est relativement faible par rapport aux autres prix observés dans cette zone. Prière de corriger ou de confirmer avec le QG. Attention ! Soupçons de quantité anormale! Le ménage de ABDOU TINE avec une taille de 12 personnes a consommé 5.6 Kg en taille unique de Viande de bœuf: filet, faux-filet qui est relativement élevé comme consommation par rapport à la condition de vie des autres ménages de même taille dans cette zone. Prière de corriger ou de confirmer avec le QG. Avertissement!!! Le ménage a consommé 5 Cuillère Moyen de Pâte d'arachide, cette quantité semble anormale pour une consommation des 7 derniers jours. Etes vous sur d'avoir selectionner la bonne unitée ? prière de verifier et corriger. Incohérence!! Dans ce ménage, chaque individus consomme par jour 18.72095 Kg  de cereale; Prière de revoir les quantités prises de ces produits.</w:t>
+        <w:t>- La dernière fois que vous avez acheté Lait pour bébé est pharmacie et semble exister dans les modalités, prière de prendre attache avec le QG pour plus d'explication afin de la classer bien. Attention ! Le prix unitaire d'achat (1200 Fcfa) de Huile de soja  en Bouteille 5l (taille unique) est relativement faible par rapport aux autres prix observés dans cette zone. Prière de corriger ou de confirmer avec le QG. Attention ! Le prix unitaire d'achat (150 Fcfa) de Carotte en Pièce (Moyen) est relativement élevé par rapport aux autres prix observés dans cette zone. Prière de corriger ou de confirmer avec le QG. Attention ! Le prix unitaire d'achat (1800 Fcfa) de Lait caillé en Sachets industriel (Moyen) est relativement élevé par rapport aux autres prix observés dans cette zone. Prière de corriger ou de confirmer avec le QG.  La dernière fois que vous avez acheté Lait caillé est nekh sow et semble exister dans les modalités, prière de prendre attache avec le QG pour plus d'explication afin de la classer bien. Attention ! Le prix unitaire d'achat (200 Fcfa) de Escargots en Pièce (Petit) est relativement élevé par rapport aux autres prix observés dans cette zone. Prière de corriger ou de confirmer avec le QG. Attention ! Le prix unitaire d'achat (500 Fcfa) de Silure séché en Pièce (Petit) est relativement élevé par rapport aux autres prix observés dans cette zone. Prière de corriger ou de confirmer avec le QG. Attention ! Le prix unitaire d'achat (66.66666 Fcfa) de Aubergine sauvage  en Pièce (Moyen) est relativement faible par rapport aux autres prix observés dans cette zone. Prière de corriger ou de confirmer avec le QG. Attention ! Soupçons de quantité anormale! Le ménage de ABDOU TINE avec une taille de 12 personnes a consommé 5.6 Kg en taille unique de Viande de bœuf: filet, faux-filet qui est relativement élevé comme consommation par rapport à la condition de vie des autres ménages de même taille dans cette zone. Prière de corriger ou de confirmer avec le QG. Attention ! Soupçons de quantité anormale! Le ménage de ABDOU TINE avec une taille de 12 personnes a consommé 8 Sachets industriel en Petit de Concentré de tomate qui est relativement élevé comme consommation par rapport à la condition de vie des autres ménages de même taille dans cette zone. Prière de corriger ou de confirmer avec le QG. Avertissement!!! Le ménage a consommé 5 Cuillère Moyen de Pâte d'arachide, cette quantité semble anormale pour une consommation des 7 derniers jours. Etes vous sur d'avoir selectionner la bonne unitée ? prière de verifier et corriger. Incohérence!! Dans ce ménage, chaque individus consomme par jour 33.09428 Kg  de cereale; Prière de revoir les quantités prises de ces produits.</w:t>
       </w:r>
     </w:p>
     <w:p>
@@ -3252,7 +3252,7 @@
         <w:rPr>
           <w:sz w:val="20"/>
         </w:rPr>
-        <w:t>- Attention ! Le prix unitaire d'achat (1250 Fcfa) de Cube alimentaire (Maggi, Jumbo, ) en Tablette (Moyen) est relativement faible par rapport aux autres prix observés dans cette zone. Prière de corriger ou de confirmer avec le QG. Attention ! Le prix unitaire d'achat (1400 Fcfa) de Manioc en tubercules en Kg (taille unique) est relativement élevé par rapport aux autres prix observés dans cette zone. Prière de corriger ou de confirmer avec le QG. Attention ! Le prix unitaire d'achat (1600 Fcfa) de Patate douce en Kg (taille unique) est relativement élevé par rapport aux autres prix observés dans cette zone. Prière de corriger ou de confirmer avec le QG. Attention ! Le prix unitaire d'achat (2000 Fcfa) de Niébé/Haricots secs en Kg (taille unique) est relativement élevé par rapport aux autres prix observés dans cette zone. Prière de corriger ou de confirmer avec le QG. Attention ! Le prix unitaire d'achat (25 Fcfa) de Citron en Pièce (Petit) est relativement faible par rapport aux autres prix observés dans cette zone. Prière de corriger ou de confirmer avec le QG. Attention ! Le prix unitaire d'achat (3000 Fcfa) de Ail en Kg (taille unique) est relativement élevé par rapport aux autres prix observés dans cette zone. Prière de corriger ou de confirmer avec le QG. Attention ! Le prix unitaire d'achat (33.33333 Fcfa) de Tomate fraîche en Tas (Moyen) est relativement faible par rapport aux autres prix observés dans cette zone. Prière de corriger ou de confirmer avec le QG. Attention ! Le prix unitaire d'achat (600 Fcfa) de Viande de poulet entier en Pièce (Moyen) est relativement faible par rapport aux autres prix observés dans cette zone. Prière de corriger ou de confirmer avec le QG. Attention ! Le prix unitaire d'achat (700 Fcfa) de Sucre en poudre  en Kg (taille unique) est relativement élevé par rapport aux autres prix observés dans cette zone. Prière de corriger ou de confirmer avec le QG. Attention ! Soupçons de quantité anormale! Le ménage de KHADY KEBE avec une taille de 4 personnes a consommé 5 Kg en taille unique de Sucre en poudre  qui est relativement élevé comme consommation par rapport à la condition de vie des autres ménages de même taille dans cette zone. Prière de corriger ou de confirmer avec le QG. Incohérence!! Dans ce ménage, chaque individus consomme par jour 56.82714 Kg  de cereale; Prière de revoir les quantités prises de ces produits. Le prix d'achat unitaire (8000 Fcfa) de Soumbala (moutarde africaine) en Kg de taille taille unique prière de regarder les reponses prises dans les questions s07bq07a s07bq07b s07bq07c s07bq08 pour mieux corriger. Attention ! Le prix unitaire d'achat (8000 Fcfa) de Soumbala (moutarde africaine) en Kg (taille unique) est relativement élevé par rapport aux autres prix observés dans cette zone. Prière de corriger ou de confirmer avec le QG.</w:t>
+        <w:t>- Attention ! Le prix unitaire d'achat (1250 Fcfa) de Cube alimentaire (Maggi, Jumbo, ) en Tablette (Moyen) est relativement faible par rapport aux autres prix observés dans cette zone. Prière de corriger ou de confirmer avec le QG. Attention ! Le prix unitaire d'achat (1400 Fcfa) de Manioc en tubercules en Kg (taille unique) est relativement élevé par rapport aux autres prix observés dans cette zone. Prière de corriger ou de confirmer avec le QG. Attention ! Le prix unitaire d'achat (1600 Fcfa) de Patate douce en Kg (taille unique) est relativement élevé par rapport aux autres prix observés dans cette zone. Prière de corriger ou de confirmer avec le QG. Attention ! Le prix unitaire d'achat (2000 Fcfa) de Niébé/Haricots secs en Kg (taille unique) est relativement élevé par rapport aux autres prix observés dans cette zone. Prière de corriger ou de confirmer avec le QG. Attention ! Le prix unitaire d'achat (25 Fcfa) de Citron en Pièce (Petit) est relativement faible par rapport aux autres prix observés dans cette zone. Prière de corriger ou de confirmer avec le QG. Attention ! Le prix unitaire d'achat (3000 Fcfa) de Ail en Kg (taille unique) est relativement élevé par rapport aux autres prix observés dans cette zone. Prière de corriger ou de confirmer avec le QG. Attention ! Le prix unitaire d'achat (33.33333 Fcfa) de Tomate fraîche en Tas (Moyen) est relativement faible par rapport aux autres prix observés dans cette zone. Prière de corriger ou de confirmer avec le QG. Attention ! Le prix unitaire d'achat (600 Fcfa) de Viande de poulet entier en Pièce (Moyen) est relativement faible par rapport aux autres prix observés dans cette zone. Prière de corriger ou de confirmer avec le QG. Attention ! Soupçons de quantité anormale! Le ménage de KHADY KEBE avec une taille de 4 personnes a consommé 5 Pièce en Moyen de Viande de poulet entier qui est relativement élevé comme consommation par rapport à la condition de vie des autres ménages de même taille dans cette zone. Prière de corriger ou de confirmer avec le QG. Attention ! Le prix unitaire d'achat (700 Fcfa) de Piment frais en Tas (Moyen) est relativement élevé par rapport aux autres prix observés dans cette zone. Prière de corriger ou de confirmer avec le QG. Attention ! Le prix unitaire d'achat (700 Fcfa) de Sucre en poudre  en Kg (taille unique) est relativement élevé par rapport aux autres prix observés dans cette zone. Prière de corriger ou de confirmer avec le QG. Attention ! Soupçons de quantité anormale! Le ménage de KHADY KEBE avec une taille de 4 personnes a consommé 5 Kg en taille unique de Sucre en poudre  qui est relativement élevé comme consommation par rapport à la condition de vie des autres ménages de même taille dans cette zone. Prière de corriger ou de confirmer avec le QG. Incohérence!! Dans ce ménage, chaque individus consomme par jour 107.7332 Kg  de cereale; Prière de revoir les quantités prises de ces produits. Le prix d'achat unitaire (8000 Fcfa) de Soumbala (moutarde africaine) en Kg de taille taille unique prière de regarder les reponses prises dans les questions s07bq07a s07bq07b s07bq07c s07bq08 pour mieux corriger. Attention ! Le prix unitaire d'achat (8000 Fcfa) de Soumbala (moutarde africaine) en Kg (taille unique) est relativement élevé par rapport aux autres prix observés dans cette zone. Prière de corriger ou de confirmer avec le QG.</w:t>
       </w:r>
     </w:p>
     <w:p>
@@ -3746,7 +3746,7 @@
         <w:br/>
         <w:t xml:space="preserve">- Peu probable! sadio diallo  n'arrive pas  à comprendre un petit texte lu dans une langue locale (s02q03). Veuillez corriger ou donner des explications au QG. </w:t>
         <w:br/>
-        <w:t>- Peu probable! tacko diallo  n'arrive pas  à comprendre un petit texte lu dans une langue locale (s02q03). Veuillez corriger ou donner des explications au QG. Attention ! Le frais de scolarité (300000 Fcfa) de tacko diallo en 2ème année de Supérieur est relativement élevé par rapport aux autres frais de scolarités observés dans cette zone. Prière de corriger ou de confirmer avec le QG.</w:t>
+        <w:t>- Peu probable! tacko diallo  n'arrive pas  à comprendre un petit texte lu dans une langue locale (s02q03). Veuillez corriger ou donner des explications au QG.</w:t>
       </w:r>
     </w:p>
     <w:p>
@@ -3809,7 +3809,7 @@
         <w:rPr>
           <w:sz w:val="20"/>
         </w:rPr>
-        <w:t>- La dernière fois que vous avez acheté Patate douce est chez le cultivateur et semble exister dans les modalités, prière de prendre attache avec le QG pour plus d'explication afin de la classer bien. Attention ! Le prix unitaire d'achat (100 Fcfa) de Piment frais en Pièce (Petit) est relativement élevé par rapport aux autres prix observés dans cette zone. Prière de corriger ou de confirmer avec le QG. Attention ! Le prix unitaire d'achat (1000 Fcfa) de Manioc en tubercules en Tas (Moyen) est relativement élevé par rapport aux autres prix observés dans cette zone. Prière de corriger ou de confirmer avec le QG. Attention ! Le prix unitaire d'achat (1200 Fcfa) de Gingembre frais en Sachets (Moyen) est relativement élevé par rapport aux autres prix observés dans cette zone. Prière de corriger ou de confirmer avec le QG. Attention ! Le prix unitaire d'achat (150 Fcfa) de Carotte en Pièce (Petit) est relativement élevé par rapport aux autres prix observés dans cette zone. Prière de corriger ou de confirmer avec le QG. Attention ! Le prix unitaire d'achat (150 Fcfa) de Poireau en Tas (Petit) est relativement élevé par rapport aux autres prix observés dans cette zone. Prière de corriger ou de confirmer avec le QG. Attention ! Le prix unitaire d'achat (200 Fcfa) de Aubergine   en Pièce (Moyen) est relativement élevé par rapport aux autres prix observés dans cette zone. Prière de corriger ou de confirmer avec le QG. Attention ! Le prix unitaire d'achat (200 Fcfa) de Aubergine sauvage  en Pièce (Moyen) est relativement élevé par rapport aux autres prix observés dans cette zone. Prière de corriger ou de confirmer avec le QG. Attention ! Le prix unitaire d'achat (200 Fcfa) de Autres condiments (persil, céléri, etc.) en Tas (Petit) est relativement élevé par rapport aux autres prix observés dans cette zone. Prière de corriger ou de confirmer avec le QG. Attention ! Le prix unitaire d'achat (200 Fcfa) de Courge en Morceau (Portion) (Moyen) est relativement élevé par rapport aux autres prix observés dans cette zone. Prière de corriger ou de confirmer avec le QG. Attention ! Le prix unitaire d'achat (25 Fcfa) de Arôme (Maggi, Jumbo, etc.) en Sachets industriel (Tres petit) est relativement faible par rapport aux autres prix observés dans cette zone. Prière de corriger ou de confirmer avec le QG. Attention ! Le prix unitaire d'achat (250 Fcfa) de Banane douce en Pièce (Moyen) est relativement élevé par rapport aux autres prix observés dans cette zone. Prière de corriger ou de confirmer avec le QG. Attention ! Le prix unitaire d'achat (500 Fcfa) de Autres tisanes et infusions n.d.a. (quinqueliba, citronnelle, etc.) en Sachets (Petit) est relativement élevé par rapport aux autres prix observés dans cette zone. Prière de corriger ou de confirmer avec le QG. Avertissement!!! Le ménage a consommé 10 Kg taille unique de Viande de dinde, cette quantité semble anormale pour une consommation des 7 derniers jours.Prière de corriger ou de confirmer avec le QG. Avertissement!!! Le ménage a consommé 21 Paquet Petit de Thé en sachet, cette quantité semble anormale pour une consommation des 7 derniers jours.Prière de corriger ou de confirmer avec le QG. Avertissement!! le prix unitaire (150 Fcfa) de Thé en sachet (unité: Paquet) de taille Petit est très faible ou élevé. Prière de corriger ou de confirmer avec le QG. Incohérence!! Dans ce ménage, chaque individus consomme par jour 24.26743 Kg  de cereale; Prière de revoir les quantités prises de ces produits. Le prix d'achat unitaire (500 Fcfa) de Arachides séchées en coques en Sac (5 Kg) de taille taille unique est très faible, prière de regarder les reponses prises dans les questions s07bq07a s07bq07b s07bq07c s07bq08 pour mieux corriger.</w:t>
+        <w:t>- La dernière fois que vous avez acheté Patate douce est chez le cultivateur et semble exister dans les modalités, prière de prendre attache avec le QG pour plus d'explication afin de la classer bien. Attention ! Le prix unitaire d'achat (100 Fcfa) de Gombo en poudre en Sachets (Petit) est relativement élevé par rapport aux autres prix observés dans cette zone. Prière de corriger ou de confirmer avec le QG. Attention ! Le prix unitaire d'achat (100 Fcfa) de Moutarde en Sachets (Petit) est relativement élevé par rapport aux autres prix observés dans cette zone. Prière de corriger ou de confirmer avec le QG. Attention ! Le prix unitaire d'achat (100 Fcfa) de Piment frais en Pièce (Petit) est relativement élevé par rapport aux autres prix observés dans cette zone. Prière de corriger ou de confirmer avec le QG. Attention ! Le prix unitaire d'achat (1000 Fcfa) de Manioc en tubercules en Tas (Moyen) est relativement élevé par rapport aux autres prix observés dans cette zone. Prière de corriger ou de confirmer avec le QG. Attention ! Le prix unitaire d'achat (1200 Fcfa) de Gingembre frais en Sachets (Moyen) est relativement élevé par rapport aux autres prix observés dans cette zone. Prière de corriger ou de confirmer avec le QG. Attention ! Le prix unitaire d'achat (150 Fcfa) de Carotte en Pièce (Petit) est relativement élevé par rapport aux autres prix observés dans cette zone. Prière de corriger ou de confirmer avec le QG. Attention ! Le prix unitaire d'achat (200 Fcfa) de Aubergine   en Pièce (Moyen) est relativement élevé par rapport aux autres prix observés dans cette zone. Prière de corriger ou de confirmer avec le QG. Attention ! Le prix unitaire d'achat (200 Fcfa) de Aubergine sauvage  en Pièce (Moyen) est relativement élevé par rapport aux autres prix observés dans cette zone. Prière de corriger ou de confirmer avec le QG. Attention ! Le prix unitaire d'achat (200 Fcfa) de Autres condiments (persil, céléri, etc.) en Tas (Petit) est relativement élevé par rapport aux autres prix observés dans cette zone. Prière de corriger ou de confirmer avec le QG. Attention ! Le prix unitaire d'achat (200 Fcfa) de Courge en Morceau (Portion) (Moyen) est relativement élevé par rapport aux autres prix observés dans cette zone. Prière de corriger ou de confirmer avec le QG. Attention ! Le prix unitaire d'achat (200 Fcfa) de Pommes en Pièce (Petit) est relativement élevé par rapport aux autres prix observés dans cette zone. Prière de corriger ou de confirmer avec le QG. Attention ! Le prix unitaire d'achat (25 Fcfa) de Arôme (Maggi, Jumbo, etc.) en Sachets industriel (Tres petit) est relativement faible par rapport aux autres prix observés dans cette zone. Prière de corriger ou de confirmer avec le QG. Attention ! Le prix unitaire d'achat (250 Fcfa) de Banane douce en Pièce (Moyen) est relativement élevé par rapport aux autres prix observés dans cette zone. Prière de corriger ou de confirmer avec le QG. Attention ! Le prix unitaire d'achat (500 Fcfa) de Autres tisanes et infusions n.d.a. (quinqueliba, citronnelle, etc.) en Sachets (Petit) est relativement élevé par rapport aux autres prix observés dans cette zone. Prière de corriger ou de confirmer avec le QG. Avertissement!!! Le ménage a consommé 10 Kg taille unique de Viande de dinde, cette quantité semble anormale pour une consommation des 7 derniers jours.Prière de corriger ou de confirmer avec le QG. Avertissement!!! Le ménage a consommé 21 Paquet Petit de Thé en sachet, cette quantité semble anormale pour une consommation des 7 derniers jours.Prière de corriger ou de confirmer avec le QG. Avertissement!! le prix unitaire (150 Fcfa) de Thé en sachet (unité: Paquet) de taille Petit est très faible ou élevé. Prière de corriger ou de confirmer avec le QG. Attention ! Soupçons de quantité anormale! Le ménage de AMADOU DIALLO avec une taille de 10 personnes a consommé 21 Paquet en Petit de Thé en sachet qui est relativement élevé comme consommation par rapport à la condition de vie des autres ménages de même taille dans cette zone. Prière de corriger ou de confirmer avec le QG. Incohérence!! Dans ce ménage, chaque individus consomme par jour 39.358 Kg  de cereale; Prière de revoir les quantités prises de ces produits. Le prix d'achat unitaire (500 Fcfa) de Arachides séchées en coques en Sac (5 Kg) de taille taille unique est très faible, prière de regarder les reponses prises dans les questions s07bq07a s07bq07b s07bq07c s07bq08 pour mieux corriger.</w:t>
       </w:r>
     </w:p>
     <w:p>
@@ -4548,7 +4548,7 @@
         <w:rPr>
           <w:sz w:val="20"/>
         </w:rPr>
-        <w:t>- Attention ! Le prix unitaire d'achat (100 Fcfa) de Vinaigre de vin en Sachets (Petit) est relativement élevé par rapport aux autres prix observés dans cette zone. Prière de corriger ou de confirmer avec le QG. Attention ! Le prix unitaire d'achat (1200 Fcfa) de Banane douce en Kg (taille unique) est relativement élevé par rapport aux autres prix observés dans cette zone. Prière de corriger ou de confirmer avec le QG. Attention ! Le prix unitaire d'achat (200 Fcfa) de Aubergine sauvage  en Pièce (Moyen) est relativement élevé par rapport aux autres prix observés dans cette zone. Prière de corriger ou de confirmer avec le QG. Attention ! Le prix unitaire d'achat (200 Fcfa) de Poireau en Tas (Petit) est relativement élevé par rapport aux autres prix observés dans cette zone. Prière de corriger ou de confirmer avec le QG. Attention ! Le prix unitaire d'achat (500 Fcfa) de Poivron frais en Tas (Petit) est relativement élevé par rapport aux autres prix observés dans cette zone. Prière de corriger ou de confirmer avec le QG. Attention ! Le prix unitaire d'achat (600 Fcfa) de Lait concentré non-sucré en Boite (Autre que la boite/pot de tomate) (Petit) est relativement élevé par rapport aux autres prix observés dans cette zone. Prière de corriger ou de confirmer avec le QG. Avertissement!!! Le ménage a consommé 7 Paquet Petit de Thé en sachet, cette quantité semble anormale pour une consommation des 7 derniers jours.Prière de corriger ou de confirmer avec le QG. Avertissement!! le prix unitaire (150 Fcfa) de Thé en sachet (unité: Paquet) de taille Petit est très faible ou élevé. Prière de corriger ou de confirmer avec le QG. Difficile de consommer le Sel en Kg taille unique prière de verifier. Attention ! Le prix unitaire d'achat (600 Fcfa) de Sel en Kg (taille unique) est relativement élevé par rapport aux autres prix observés dans cette zone. Prière de corriger ou de confirmer avec le QG. Incohérence!! Dans ce ménage, chaque individus consomme par jour 22.06095 Kg  de cereale; Prière de revoir les quantités prises de ces produits.</w:t>
+        <w:t>- Attention ! Le prix unitaire d'achat (100 Fcfa) de Vinaigre de vin en Sachets (Petit) est relativement élevé par rapport aux autres prix observés dans cette zone. Prière de corriger ou de confirmer avec le QG. Attention ! Le prix unitaire d'achat (1200 Fcfa) de Banane douce en Kg (taille unique) est relativement élevé par rapport aux autres prix observés dans cette zone. Prière de corriger ou de confirmer avec le QG. Attention ! Le prix unitaire d'achat (200 Fcfa) de Aubergine sauvage  en Pièce (Moyen) est relativement élevé par rapport aux autres prix observés dans cette zone. Prière de corriger ou de confirmer avec le QG. Attention ! Le prix unitaire d'achat (200 Fcfa) de Poireau en Tas (Petit) est relativement élevé par rapport aux autres prix observés dans cette zone. Prière de corriger ou de confirmer avec le QG. Attention ! Le prix unitaire d'achat (500 Fcfa) de Poivron frais en Tas (Petit) est relativement élevé par rapport aux autres prix observés dans cette zone. Prière de corriger ou de confirmer avec le QG. Attention ! Le prix unitaire d'achat (600 Fcfa) de Lait concentré non-sucré en Boite (Autre que la boite/pot de tomate) (Petit) est relativement élevé par rapport aux autres prix observés dans cette zone. Prière de corriger ou de confirmer avec le QG. Avertissement!!! Le ménage a consommé 7 Paquet Petit de Thé en sachet, cette quantité semble anormale pour une consommation des 7 derniers jours.Prière de corriger ou de confirmer avec le QG. Avertissement!! le prix unitaire (150 Fcfa) de Thé en sachet (unité: Paquet) de taille Petit est très faible ou élevé. Prière de corriger ou de confirmer avec le QG. Difficile de consommer le Sel en Kg taille unique prière de verifier. Attention ! Le prix unitaire d'achat (600 Fcfa) de Sel en Kg (taille unique) est relativement élevé par rapport aux autres prix observés dans cette zone. Prière de corriger ou de confirmer avec le QG. Incohérence!! Dans ce ménage, chaque individus consomme par jour 38.16512 Kg  de cereale; Prière de revoir les quantités prises de ces produits.</w:t>
       </w:r>
     </w:p>
     <w:p>
@@ -4639,27 +4639,6 @@
           <w:sz w:val="20"/>
         </w:rPr>
         <w:t>- Le montant (FCFA) du loyer mensuel payé pour un logement comme le votre dans ce village/quartier est trop élevé, Veuillez s'il vous plaît corriger cette information. Le montant de la dernière facture d'eau avec la périodicité ne peut pas être égale à 0 ou est trop élevé, veuillez revoir la question s11q23a s'il vous plait.</w:t>
-      </w:r>
-    </w:p>
-    <w:p>
-      <w:r>
-        <w:rPr>
-          <w:b/>
-          <w:color w:val="4672C4"/>
-          <w:sz w:val="22"/>
-        </w:rPr>
-        <w:t>&gt;&gt; Section12 - Actifs du menage</w:t>
-      </w:r>
-    </w:p>
-    <w:p>
-      <w:pPr>
-        <w:ind w:left="283"/>
-      </w:pPr>
-      <w:r>
-        <w:rPr>
-          <w:sz w:val="20"/>
-        </w:rPr>
-        <w:t>- Attention ! Tablette a été achété à 100000 Fcfa est relativement élevé par rapport aux autres prix d'achat observés dans cette zone. Prière de corriger ou de confirmer avec le QG.</w:t>
       </w:r>
     </w:p>
     <w:p>
@@ -5100,7 +5079,7 @@
         <w:rPr>
           <w:sz w:val="20"/>
         </w:rPr>
-        <w:t xml:space="preserve">- Le montant des frais pour les cahiers et autres matériels scolaires pour l'année scolaire de Ndeye Nafi Seck est faible ou élevé, veuillez, s'il vous plait, confirmer ces informations avec le QG ou apporter les corrections nécessaires. Dans les milieux urbains c'est peu probable de voir une école dont les élèves ou étudiants ne dépensent pas en frais d'uniformes, prière de verifier pour Ndeye Nafi Seck et corriger ou confirmer avec le QG. Attention ! Le frais de scolarité (20000 Fcfa) de Ndeye Nafi Seck en 2ème année de Supérieur est relativement faible par rapport aux autres frais de scolarités observés dans cette zone. Prière de corriger ou de confirmer avec le QG. </w:t>
+        <w:t xml:space="preserve">- Le montant des frais pour les cahiers et autres matériels scolaires pour l'année scolaire de Ndeye Nafi Seck est faible ou élevé, veuillez, s'il vous plait, confirmer ces informations avec le QG ou apporter les corrections nécessaires. Dans les milieux urbains c'est peu probable de voir une école dont les élèves ou étudiants ne dépensent pas en frais d'uniformes, prière de verifier pour Ndeye Nafi Seck et corriger ou confirmer avec le QG. </w:t>
         <w:br/>
         <w:t xml:space="preserve">- Peu probable! El Hadji Ismaila Diop 2  n'arrive pas  à comprendre un petit texte lu dans une langue locale (s02q03). Veuillez corriger ou donner des explications au QG.  Incohérence ! seulement les écoles gouvermentales paient les cotisations (Gouvernement, communauté, ONG ou organisation humanitaire). veuillez, s'il vous plait, confirmer cette information de El Hadji Ismaila Diop 2 avec le QG ou apporter les corrections nécessaires. Le montant des frais pour les cahiers et autres matériels scolaires pour l'année scolaire de El Hadji Ismaila Diop 2 est faible ou élevé, veuillez, s'il vous plait, confirmer ces informations avec le QG ou apporter les corrections nécessaires. </w:t>
         <w:br/>
@@ -5248,7 +5227,7 @@
         <w:rPr>
           <w:sz w:val="20"/>
         </w:rPr>
-        <w:t>- Attention ! Le prix unitaire d'achat (150 Fcfa) de Fromage en Pièce (taille unique) est relativement élevé par rapport aux autres prix observés dans cette zone. Prière de corriger ou de confirmer avec le QG. Attention ! Le prix unitaire d'achat (1600 Fcfa) de Lait en poudre en Kg (taille unique) est relativement faible par rapport aux autres prix observés dans cette zone. Prière de corriger ou de confirmer avec le QG. Attention ! Le prix unitaire d'achat (200 Fcfa) de  en Sachets industriel (Petit) est relativement faible par rapport aux autres prix observés dans cette zone. Prière de corriger ou de confirmer avec le QG.  La dernière fois que vous avez acheté  est chez le vendeur de lait caille du quartier et semble exister dans les modalités, prière de prendre attache avec le QG pour plus d'explication afin de la classer bien. Attention ! Le prix unitaire d'achat (200 Fcfa) de Aubergine   en Pièce (Moyen) est relativement élevé par rapport aux autres prix observés dans cette zone. Prière de corriger ou de confirmer avec le QG. Attention ! Le prix unitaire d'achat (2000 Fcfa) de Pastèque en Pièce (Moyen) est relativement élevé par rapport aux autres prix observés dans cette zone. Prière de corriger ou de confirmer avec le QG. Attention ! Le prix unitaire d'achat (300 Fcfa) de Aubergine sauvage  en Pièce (Moyen) est relativement élevé par rapport aux autres prix observés dans cette zone. Prière de corriger ou de confirmer avec le QG. Attention ! Le prix unitaire d'achat (300 Fcfa) de Tomate fraîche en Sachets (Petit) est relativement élevé par rapport aux autres prix observés dans cette zone. Prière de corriger ou de confirmer avec le QG. Attention ! Le prix unitaire d'achat (500 Fcfa) de Carpe séchée en Morceau (Portion) (Moyen) est relativement élevé par rapport aux autres prix observés dans cette zone. Prière de corriger ou de confirmer avec le QG. Attention ! Soupçons de quantité anormale! Le ménage de El Hadj Ismaila Diop avec une taille de 8 personnes a consommé .5 Kg en taille unique de Silure fumé qui est relativement élevé comme consommation par rapport à la condition de vie des autres ménages de même taille dans cette zone. Prière de corriger ou de confirmer avec le QG. Avertissement!!! Le ménage a consommé 7 Paquet Petit de Thé en sachet, cette quantité semble anormale pour une consommation des 7 derniers jours.Prière de corriger ou de confirmer avec le QG. Avertissement!! le prix unitaire (150 Fcfa) de Thé en sachet (unité: Paquet) de taille Petit est très faible ou élevé. Prière de corriger ou de confirmer avec le QG. Avertissement!!! Le ménage a consommé 8 Sachets Petit de Autres fruits de mer, cette quantité semble anormale pour une consommation des 7 derniers jours.Prière de corriger ou de confirmer avec le QG. Incohérence!! Dans ce ménage, chaque individus consomme par jour 26.06018 Kg  de cereale; Prière de revoir les quantités prises de ces produits.</w:t>
+        <w:t>- Attention ! Le prix unitaire d'achat (100 Fcfa) de Moutarde en Sachets (Petit) est relativement élevé par rapport aux autres prix observés dans cette zone. Prière de corriger ou de confirmer avec le QG. Attention ! Le prix unitaire d'achat (150 Fcfa) de Fromage en Pièce (taille unique) est relativement élevé par rapport aux autres prix observés dans cette zone. Prière de corriger ou de confirmer avec le QG. Attention ! Le prix unitaire d'achat (1600 Fcfa) de Lait en poudre en Kg (taille unique) est relativement faible par rapport aux autres prix observés dans cette zone. Prière de corriger ou de confirmer avec le QG. Attention ! Le prix unitaire d'achat (200 Fcfa) de  en Sachets industriel (Petit) est relativement faible par rapport aux autres prix observés dans cette zone. Prière de corriger ou de confirmer avec le QG.  La dernière fois que vous avez acheté  est chez le vendeur de lait caille du quartier et semble exister dans les modalités, prière de prendre attache avec le QG pour plus d'explication afin de la classer bien. Attention ! Le prix unitaire d'achat (200 Fcfa) de Aubergine   en Pièce (Moyen) est relativement élevé par rapport aux autres prix observés dans cette zone. Prière de corriger ou de confirmer avec le QG. Attention ! Le prix unitaire d'achat (200 Fcfa) de Carotte en Pièce (Moyen) est relativement élevé par rapport aux autres prix observés dans cette zone. Prière de corriger ou de confirmer avec le QG. Attention ! Le prix unitaire d'achat (2000 Fcfa) de Pastèque en Pièce (Moyen) est relativement élevé par rapport aux autres prix observés dans cette zone. Prière de corriger ou de confirmer avec le QG. Attention ! Le prix unitaire d'achat (300 Fcfa) de Aubergine sauvage  en Pièce (Moyen) est relativement élevé par rapport aux autres prix observés dans cette zone. Prière de corriger ou de confirmer avec le QG. Attention ! Le prix unitaire d'achat (300 Fcfa) de Tomate fraîche en Sachets (Petit) est relativement élevé par rapport aux autres prix observés dans cette zone. Prière de corriger ou de confirmer avec le QG. Attention ! Le prix unitaire d'achat (500 Fcfa) de Carpe séchée en Morceau (Portion) (Moyen) est relativement élevé par rapport aux autres prix observés dans cette zone. Prière de corriger ou de confirmer avec le QG. Attention ! Soupçons de quantité anormale! Le ménage de El Hadj Ismaila Diop avec une taille de 8 personnes a consommé .5 Kg en taille unique de Silure fumé qui est relativement élevé comme consommation par rapport à la condition de vie des autres ménages de même taille dans cette zone. Prière de corriger ou de confirmer avec le QG. Attention ! Soupçons de quantité anormale! Le ménage de El Hadj Ismaila Diop avec une taille de 8 personnes a consommé 10 Morceau (Portion) en Petit de Manioc en tubercules qui est relativement élevé comme consommation par rapport à la condition de vie des autres ménages de même taille dans cette zone. Prière de corriger ou de confirmer avec le QG. Avertissement!!! Le ménage a consommé 7 Paquet Petit de Thé en sachet, cette quantité semble anormale pour une consommation des 7 derniers jours.Prière de corriger ou de confirmer avec le QG. Avertissement!! le prix unitaire (150 Fcfa) de Thé en sachet (unité: Paquet) de taille Petit est très faible ou élevé. Prière de corriger ou de confirmer avec le QG. Avertissement!!! Le ménage a consommé 8 Sachets Petit de Autres fruits de mer, cette quantité semble anormale pour une consommation des 7 derniers jours.Prière de corriger ou de confirmer avec le QG. Incohérence!! Dans ce ménage, chaque individus consomme par jour 50.76107 Kg  de cereale; Prière de revoir les quantités prises de ces produits.</w:t>
       </w:r>
     </w:p>
     <w:p>
@@ -5787,7 +5766,7 @@
         <w:rPr>
           <w:sz w:val="20"/>
         </w:rPr>
-        <w:t>- Attention ! Le prix unitaire d'achat (200 Fcfa) de Banane douce en Pièce (Moyen) est relativement élevé par rapport aux autres prix observés dans cette zone. Prière de corriger ou de confirmer avec le QG. Attention ! Le prix unitaire d'achat (300 Fcfa) de Lait concentré non-sucré en Boite (Autre que la boite/pot de tomate) (Petit) est relativement faible par rapport aux autres prix observés dans cette zone. Prière de corriger ou de confirmer avec le QG. Avertissement!!! Le ménage a consommé 2 Paquet Petit de Thé en sachet, cette quantité semble anormale pour une consommation des 7 derniers jours.Prière de corriger ou de confirmer avec le QG. Avertissement!! le prix unitaire (150 Fcfa) de Thé en sachet (unité: Paquet) de taille Petit est très faible ou élevé. Prière de corriger ou de confirmer avec le QG.</w:t>
+        <w:t>- Attention ! Le prix unitaire d'achat (300 Fcfa) de Lait concentré non-sucré en Boite (Autre que la boite/pot de tomate) (Petit) est relativement faible par rapport aux autres prix observés dans cette zone. Prière de corriger ou de confirmer avec le QG. Attention ! Le prix unitaire d'achat (600 Fcfa) de Conserves de viande en Boite (Autre que la boite/pot de tomate) (Moyen) est relativement faible par rapport aux autres prix observés dans cette zone. Prière de corriger ou de confirmer avec le QG. Avertissement!!! Le ménage a consommé 2 Paquet Petit de Thé en sachet, cette quantité semble anormale pour une consommation des 7 derniers jours.Prière de corriger ou de confirmer avec le QG. Avertissement!! le prix unitaire (150 Fcfa) de Thé en sachet (unité: Paquet) de taille Petit est très faible ou élevé. Prière de corriger ou de confirmer avec le QG.</w:t>
       </w:r>
     </w:p>
     <w:p>
@@ -6333,7 +6312,7 @@
         <w:rPr>
           <w:sz w:val="20"/>
         </w:rPr>
-        <w:t>- Attention ! Le prix unitaire d'achat (1500 Fcfa) de Melon en Pièce (Moyen) est relativement élevé par rapport aux autres prix observés dans cette zone. Prière de corriger ou de confirmer avec le QG. Attention ! Le prix unitaire d'achat (1800 Fcfa) de Petits pois frais en Boite (Autre que la boite/pot de tomate) (Petit) est relativement élevé par rapport aux autres prix observés dans cette zone. Prière de corriger ou de confirmer avec le QG. Attention ! Soupçons de quantité anormale! Le ménage de PAPA GAYE avec une taille de 1 personnes a consommé 2 Kg en taille unique de Pommes qui est relativement élevé comme consommation par rapport à la condition de vie des autres ménages de même taille dans cette zone. Prière de corriger ou de confirmer avec le QG. Avertissement!!! Le ménage a consommé 0.12 Bouteille Moyen de Arôme (Maggi, Jumbo, etc.), cette quantité semble anormale pour une consommation des 7 derniers jours. prière de corriger ou de confirmer avec le QG. Attention ! Soupçons de quantité anormale! Le ménage de PAPA GAYE avec une taille de 1 personnes a consommé .12 Bouteille en Moyen de Arôme (Maggi, Jumbo, etc.) qui est relativement élevé comme consommation par rapport à la condition de vie des autres ménages de même taille dans cette zone. Prière de corriger ou de confirmer avec le QG. Difficile de consommer le Sel en Kg taille unique prière de verifier. Incohérence!! Dans ce ménage, chaque individus consomme par jour 65.17857 Kg  de cereale; Prière de revoir les quantités prises de ces produits. Incohérence!! Dans ce ménage, chaque individus consomme par jour 65.17857 Kg  de cereale; Prière de revoir les quantités prises de ces produits. Le prix d'achat unitaire (2380 Fcfa) de Autres céréales en Kg de taille taille unique semble élevé, prière de regarder les reponses prises dans les questions s07bq07a s07bq07b s07bq07c s07bq08 pour mieux corriger.  La dernière fois que vous avez acheté Autres céréales est pharmacie et semble exister dans les modalités, prière de prendre attache avec le QG pour plus d'explication afin de la classer bien.</w:t>
+        <w:t>- Attention ! Le prix unitaire d'achat (150 Fcfa) de Orange  en Pièce (Petit) est relativement élevé par rapport aux autres prix observés dans cette zone. Prière de corriger ou de confirmer avec le QG. Attention ! Le prix unitaire d'achat (1800 Fcfa) de Petits pois frais en Boite (Autre que la boite/pot de tomate) (Petit) est relativement élevé par rapport aux autres prix observés dans cette zone. Prière de corriger ou de confirmer avec le QG. Attention ! Le prix unitaire d'achat (300 Fcfa) de Concombre en Pièce (Moyen) est relativement élevé par rapport aux autres prix observés dans cette zone. Prière de corriger ou de confirmer avec le QG. Attention ! Soupçons de quantité anormale! Le ménage de PAPA GAYE avec une taille de 1 personnes a consommé 1 Kg en taille unique de Pomme de terre qui est relativement élevé comme consommation par rapport à la condition de vie des autres ménages de même taille dans cette zone. Prière de corriger ou de confirmer avec le QG. Attention ! Soupçons de quantité anormale! Le ménage de PAPA GAYE avec une taille de 1 personnes a consommé 2 Kg en taille unique de Pommes qui est relativement élevé comme consommation par rapport à la condition de vie des autres ménages de même taille dans cette zone. Prière de corriger ou de confirmer avec le QG. Avertissement!!! Le ménage a consommé 0.12 Bouteille Moyen de Arôme (Maggi, Jumbo, etc.), cette quantité semble anormale pour une consommation des 7 derniers jours. prière de corriger ou de confirmer avec le QG. Attention ! Soupçons de quantité anormale! Le ménage de PAPA GAYE avec une taille de 1 personnes a consommé .12 Bouteille en Moyen de Arôme (Maggi, Jumbo, etc.) qui est relativement élevé comme consommation par rapport à la condition de vie des autres ménages de même taille dans cette zone. Prière de corriger ou de confirmer avec le QG. Difficile de consommer le Sel en Kg taille unique prière de verifier. Incohérence!! Dans ce ménage, chaque individus consomme par jour 108.9857 Kg  de cereale; Prière de revoir les quantités prises de ces produits. Incohérence!! Dans ce ménage, chaque individus consomme par jour 108.9857 Kg  de cereale; Prière de revoir les quantités prises de ces produits. Le prix d'achat unitaire (2380 Fcfa) de Autres céréales en Kg de taille taille unique semble élevé, prière de regarder les reponses prises dans les questions s07bq07a s07bq07b s07bq07c s07bq08 pour mieux corriger.  La dernière fois que vous avez acheté Autres céréales est pharmacie et semble exister dans les modalités, prière de prendre attache avec le QG pour plus d'explication afin de la classer bien.</w:t>
       </w:r>
     </w:p>
     <w:p>
@@ -6548,13 +6527,13 @@
         <w:rPr>
           <w:sz w:val="20"/>
         </w:rPr>
-        <w:t xml:space="preserve">- Attention ! Lit a été achété à 1000000 Fcfa est relativement élevé par rapport aux autres prix d'achat observés dans cette zone. Prière de corriger ou de confirmer avec le QG. Attention ! Lit a été revendu à 500000 Fcfa qui est relativement élevé par rapport aux autres prix de revente observés dans cette zone. Prière de corriger ou de confirmer avec le QG. </w:t>
+        <w:t xml:space="preserve">- Attention ! Lit a été achété à 1000000 Fcfa est relativement élevé par rapport aux autres prix d'achat observés dans cette zone. Prière de corriger ou de confirmer avec le QG. </w:t>
         <w:br/>
         <w:t xml:space="preserve">- Attention ! Réfrigérateur a été revendu à 300000 Fcfa qui est relativement élevé par rapport aux autres prix de revente observés dans cette zone. Prière de corriger ou de confirmer avec le QG. </w:t>
         <w:br/>
         <w:t xml:space="preserve">- Attention ! Salon  (Fauteuils et table basse) a été achété à 2500000 Fcfa est relativement élevé par rapport aux autres prix d'achat observés dans cette zone. Prière de corriger ou de confirmer avec le QG. Attention ! Salon  (Fauteuils et table basse) a été revendu à 2000000 Fcfa qui est relativement élevé par rapport aux autres prix de revente observés dans cette zone. Prière de corriger ou de confirmer avec le QG. </w:t>
         <w:br/>
-        <w:t xml:space="preserve">- Attention ! Tapis a été revendu à 50000 Fcfa qui est relativement élevé par rapport aux autres prix de revente observés dans cette zone. Prière de corriger ou de confirmer avec le QG. </w:t>
+        <w:t xml:space="preserve">- Attention ! Tapis a été achété à 70000 Fcfa est relativement élevé par rapport aux autres prix d'achat observés dans cette zone. Prière de corriger ou de confirmer avec le QG. Attention ! Tapis a été revendu à 50000 Fcfa qui est relativement élevé par rapport aux autres prix de revente observés dans cette zone. Prière de corriger ou de confirmer avec le QG. </w:t>
         <w:br/>
         <w:t xml:space="preserve">- Attention ! Téléphone portable a été achété à 1500000 Fcfa est relativement élevé par rapport aux autres prix d'achat observés dans cette zone. Prière de corriger ou de confirmer avec le QG. Attention ! Téléphone portable a été revendu à 1500000 Fcfa qui est relativement élevé par rapport aux autres prix de revente observés dans cette zone. Prière de corriger ou de confirmer avec le QG. </w:t>
         <w:br/>
@@ -7074,7 +7053,7 @@
         <w:rPr>
           <w:sz w:val="20"/>
         </w:rPr>
-        <w:t>- Attention ! Le prix unitaire d'achat (100 Fcfa) de Sel en Sachets (Tres petit) est relativement élevé par rapport aux autres prix observés dans cette zone. Prière de corriger ou de confirmer avec le QG. Attention ! Le prix unitaire d'achat (100 Fcfa) de Vinaigre de vin en Verre ( à thé) (taille unique) est relativement élevé par rapport aux autres prix observés dans cette zone. Prière de corriger ou de confirmer avec le QG. Attention ! Le prix unitaire d'achat (250 Fcfa) de Choux en Morceau (Portion) (Moyen) est relativement élevé par rapport aux autres prix observés dans cette zone. Prière de corriger ou de confirmer avec le QG. Attention ! Soupçons de quantité anormale! Le ménage de KADJIATOU BA avec une taille de 5 personnes a consommé 21 Sachets industriel en Petit de Jus de fruits type 2 (Tampico, Pressea,etc.) qui est relativement élevé comme consommation par rapport à la condition de vie des autres ménages de même taille dans cette zone. Prière de corriger ou de confirmer avec le QG. Avertissement!!! Le ménage a consommé 7 Paquet Tres petit de Thé en sachet, cette quantité semble anormale pour une consommation des 7 derniers jours.Prière de corriger ou de confirmer avec le QG. Avertissement!! le prix unitaire (150 Fcfa) de Thé en sachet (unité: Paquet) de taille Tres petit est très faible ou élevé. Prière de corriger ou de confirmer avec le QG. Incohérence!! Dans ce ménage, chaque individus consomme par jour 46.93543 Kg  de cereale; Prière de revoir les quantités prises de ces produits.</w:t>
+        <w:t>- Attention ! Le prix unitaire d'achat (100 Fcfa) de Sel en Sachets (Tres petit) est relativement élevé par rapport aux autres prix observés dans cette zone. Prière de corriger ou de confirmer avec le QG. Attention ! Le prix unitaire d'achat (100 Fcfa) de Vinaigre de vin en Verre ( à thé) (taille unique) est relativement élevé par rapport aux autres prix observés dans cette zone. Prière de corriger ou de confirmer avec le QG. Attention ! Le prix unitaire d'achat (200 Fcfa) de Carotte en Pièce (Moyen) est relativement élevé par rapport aux autres prix observés dans cette zone. Prière de corriger ou de confirmer avec le QG. Attention ! Le prix unitaire d'achat (200 Fcfa) de Pommes en Pièce (Petit) est relativement élevé par rapport aux autres prix observés dans cette zone. Prière de corriger ou de confirmer avec le QG. Attention ! Le prix unitaire d'achat (250 Fcfa) de Choux en Morceau (Portion) (Moyen) est relativement élevé par rapport aux autres prix observés dans cette zone. Prière de corriger ou de confirmer avec le QG. Avertissement!!! Le ménage a consommé 7 Paquet Tres petit de Thé en sachet, cette quantité semble anormale pour une consommation des 7 derniers jours.Prière de corriger ou de confirmer avec le QG. Avertissement!! le prix unitaire (150 Fcfa) de Thé en sachet (unité: Paquet) de taille Tres petit est très faible ou élevé. Prière de corriger ou de confirmer avec le QG. Incohérence!! Dans ce ménage, chaque individus consomme par jour 120.9246 Kg  de cereale; Prière de revoir les quantités prises de ces produits.</w:t>
       </w:r>
     </w:p>
     <w:p>
@@ -7620,7 +7599,7 @@
         <w:rPr>
           <w:sz w:val="20"/>
         </w:rPr>
-        <w:t>- Attention ! Le prix unitaire d'achat (1200 Fcfa) de Cube alimentaire (Maggi, Jumbo, ) en Tablette (Moyen) est relativement faible par rapport aux autres prix observés dans cette zone. Prière de corriger ou de confirmer avec le QG. Attention ! Le prix unitaire d'achat (150 Fcfa) de Aubergine   en Pièce (Moyen) est relativement élevé par rapport aux autres prix observés dans cette zone. Prière de corriger ou de confirmer avec le QG. Attention ! Le prix unitaire d'achat (150 Fcfa) de Carotte en Pièce (Petit) est relativement élevé par rapport aux autres prix observés dans cette zone. Prière de corriger ou de confirmer avec le QG. Attention ! Le prix unitaire d'achat (150 Fcfa) de Tomate fraîche en Sachets (Petit) est relativement élevé par rapport aux autres prix observés dans cette zone. Prière de corriger ou de confirmer avec le QG. Attention ! Le prix unitaire d'achat (50 Fcfa) de Mayonnaise en Sachets (Petit) est relativement faible par rapport aux autres prix observés dans cette zone. Prière de corriger ou de confirmer avec le QG. Attention ! Le prix unitaire d'achat (800 Fcfa) de Oignon frais en Kg (taille unique) est relativement élevé par rapport aux autres prix observés dans cette zone. Prière de corriger ou de confirmer avec le QG. Difficile de consommer le Sel en Sachets industriel Moyen prière de verifier. Incohérence!! Dans ce ménage, chaque individus consomme par jour 213.9028 Kg  de cereale; Prière de revoir les quantités prises de ces produits. Le prix d'achat unitaire (1 Fcfa) de Pain moderne (Rond) en Pièce de taille Petit  est invraisemblable, prière de regarder les reponses prises dans les questions s07bq07a s07bq07b s07bq07c s07bq08 pour mieux corriger. Attention ! Le prix unitaire d'achat (1 Fcfa) de Pain moderne (Rond) en Pièce (Petit) est relativement faible par rapport aux autres prix observés dans cette zone. Prière de corriger ou de confirmer avec le QG.</w:t>
+        <w:t>- Attention ! Le prix unitaire d'achat (1200 Fcfa) de Cube alimentaire (Maggi, Jumbo, ) en Tablette (Moyen) est relativement faible par rapport aux autres prix observés dans cette zone. Prière de corriger ou de confirmer avec le QG. Attention ! Le prix unitaire d'achat (150 Fcfa) de Aubergine   en Pièce (Moyen) est relativement élevé par rapport aux autres prix observés dans cette zone. Prière de corriger ou de confirmer avec le QG. Attention ! Le prix unitaire d'achat (150 Fcfa) de Carotte en Pièce (Petit) est relativement élevé par rapport aux autres prix observés dans cette zone. Prière de corriger ou de confirmer avec le QG. Attention ! Le prix unitaire d'achat (150 Fcfa) de Tomate fraîche en Sachets (Petit) est relativement élevé par rapport aux autres prix observés dans cette zone. Prière de corriger ou de confirmer avec le QG. Attention ! Le prix unitaire d'achat (2200 Fcfa) de Œufs frais en Tablette (taille unique) est relativement faible par rapport aux autres prix observés dans cette zone. Prière de corriger ou de confirmer avec le QG. Attention ! Le prix unitaire d'achat (50 Fcfa) de Mayonnaise en Sachets (Petit) est relativement faible par rapport aux autres prix observés dans cette zone. Prière de corriger ou de confirmer avec le QG. Attention ! Le prix unitaire d'achat (800 Fcfa) de Oignon frais en Kg (taille unique) est relativement élevé par rapport aux autres prix observés dans cette zone. Prière de corriger ou de confirmer avec le QG. Attention ! Soupçons de quantité anormale! Le ménage de AÏCHA BA avec une taille de 1 personnes a consommé 2 Kg en taille unique de Viande de bœuf: filet, faux-filet qui est relativement élevé comme consommation par rapport à la condition de vie des autres ménages de même taille dans cette zone. Prière de corriger ou de confirmer avec le QG. Attention ! Soupçons de quantité anormale! Le ménage de AÏCHA BA avec une taille de 1 personnes a consommé 4 Sachets en Tres petit de Moutarde qui est relativement élevé comme consommation par rapport à la condition de vie des autres ménages de même taille dans cette zone. Prière de corriger ou de confirmer avec le QG. Difficile de consommer le Sel en Sachets industriel Moyen prière de verifier. Incohérence!! Dans ce ménage, chaque individus consomme par jour 381.1257 Kg  de cereale; Prière de revoir les quantités prises de ces produits. Le prix d'achat unitaire (1 Fcfa) de Pain moderne (Rond) en Pièce de taille Petit  est invraisemblable, prière de regarder les reponses prises dans les questions s07bq07a s07bq07b s07bq07c s07bq08 pour mieux corriger. Attention ! Le prix unitaire d'achat (1 Fcfa) de Pain moderne (Rond) en Pièce (Petit) est relativement faible par rapport aux autres prix observés dans cette zone. Prière de corriger ou de confirmer avec le QG.</w:t>
       </w:r>
     </w:p>
     <w:p>
